--- a/일본판/4부/4부_9화_사카키의_선택.docx
+++ b/일본판/4부/4부_9화_사카키의_선택.docx
@@ -92,7 +92,7 @@
           <w:color w:val="555555"/>
           <w:sz w:val="22"/>
         </w:rPr>
-        <w:t>(2023年12月1日(金)、午後二時。汐見の桐生法律事務所。奥の小部屋に折りたたみの会議机。机の上に、遼の手帳と、灯が作った三枚綴りの表。三浦が鉄瓶から宇佐美の湯呑みへ、ほうじ茶を注ぐ。煙が一本。窓の外は、十二月の湾の鈍い光。)</w:t>
+        <w:t>(2023年12月1日(金)、午後二時。汐見の桐生法律事務所。奥の小部屋に折りたたみの会議机。机の上に遼の手帳と、灯が作った三枚綴りの表。三浦が鉄瓶から宇佐美の湯呑みへ、ほうじ茶を注ぐ。煙が一本。窓の外は、十二月の湾の鈍い光。)</w:t>
       </w:r>
     </w:p>
     <w:p>
@@ -378,7 +378,7 @@
           <w:i w:val="0"/>
           <w:sz w:val="22"/>
         </w:rPr>
-        <w:t>お願いします。……月曜の夜、榊さんに話します。頁の数も、余白のことも、全部。</w:t>
+        <w:t>お願いします。……月曜の夜、榊さんに話します。頁の数も余白のことも、全部。</w:t>
       </w:r>
     </w:p>
     <w:p>
@@ -454,7 +454,7 @@
           <w:color w:val="555555"/>
           <w:sz w:val="22"/>
         </w:rPr>
-        <w:t>(2023年12月4日(月)、午後八時。第一議員会館七一五号室。灯は帰らせてある。机の上に、茶革の十二冊と、仁科の付箋の一覧表。電気ポットは沸いている。遼は白い湯呑みを二つ並べ、一つに湯を注いで、もう一つは空のまま机の端に置く。榊が一礼して入ってくる。背筋は伸びたまま。)</w:t>
+        <w:t>(2023年12月4日(月)、午後八時。第一議員会館七一五号室。灯は帰らせてある。机の上に茶革の十二冊と、仁科の付箋の一覧表。電気ポットは沸いている。遼は白い湯呑みを二つ並べ、一つに湯を注いで、もう一つは空のまま机の端に置く。榊が一礼して入ってくる。背筋は伸びたまま。)</w:t>
       </w:r>
     </w:p>
     <w:p>
@@ -640,7 +640,7 @@
           <w:i w:val="0"/>
           <w:sz w:val="22"/>
         </w:rPr>
-        <w:t>……四十七か所。それは、存じませんでした。</w:t>
+        <w:t>……四十七か所。それは存じませんでした。</w:t>
       </w:r>
     </w:p>
     <w:p>
@@ -793,7 +793,7 @@
           <w:i w:val="0"/>
           <w:sz w:val="22"/>
         </w:rPr>
-        <w:t>直近五年の不記載は、すべて私の署名で提出した報告書でございます。当時の代表者は亡くなっております。遼さんの団体の報告書は、昨年の五月からは、受け取らないという形で通っております。残るのは私だけでございます。私が書いた、私が出した、私が負う。それが一番、事実に近い形です。</w:t>
+        <w:t>直近五年の不記載は、すべて私の署名で提出した報告書でございます。当時の代表者は亡くなっております。遼さんの団体の報告書は、昨年の五月からは、受け取らないという形で通っております。残るのは私だけでございます。私が書いた私が出した私が負う。それが一番、事実に近い形です。</w:t>
       </w:r>
     </w:p>
     <w:p>
@@ -839,7 +839,7 @@
           <w:i w:val="0"/>
           <w:sz w:val="22"/>
         </w:rPr>
-        <w:t>収まることも、事実の一部でございます。遼さんの議席も、後援会も、先生のお名前も。三十年、私が守ってきたものを、私の手で終わらせる。それだけのことでございます。</w:t>
+        <w:t>収まることも、事実の一部でございます。遼さんの議席も、後援会も先生のお名前も。三十年、私が守ってきたものを、私の手で終わらせる。それだけのことでございます。</w:t>
       </w:r>
     </w:p>
     <w:p>
@@ -908,7 +908,7 @@
           <w:i w:val="0"/>
           <w:sz w:val="22"/>
         </w:rPr>
-        <w:t>お預かりも、しません。(封筒に触れないまま)父は「預かる」で三十年、人に背負わせてきたんです。僕は預からない。……あなたの言葉は聞きました。返事は、十五日までください。</w:t>
+        <w:t>お預かりも、しません。(封筒に触れないまま)父は「預かる」で三十年、人に背負わせてきたんです。僕は預からない。……あなたの言葉は聞きました。返事は十五日までください。</w:t>
       </w:r>
     </w:p>
     <w:p>
@@ -1083,7 +1083,7 @@
           <w:i w:val="0"/>
           <w:sz w:val="22"/>
         </w:rPr>
-        <w:t>丸く収まるのは、収める人がいるからです。収めるのは榊さんです。三十年、そうしてきた人に、最後まで同じことをさせたくない。</w:t>
+        <w:t>丸く収まるのは、収める人がいるからです。収めるのは榊さんです。三十年そうしてきた人に、最後まで同じことをさせたくない。</w:t>
       </w:r>
     </w:p>
     <w:p>
@@ -1236,7 +1236,7 @@
           <w:i w:val="0"/>
           <w:sz w:val="22"/>
         </w:rPr>
-        <w:t>口裏は、合わせません。僕とも、榊さんとも。(間)思い出したことは、そのまま話してください。話さないなら、話さないと言ってください。それだけをお願いに来ました。</w:t>
+        <w:t>口裏は合わせません。僕とも榊さんとも。(間)思い出したことは、そのまま話してください。話さないなら、話さないと言ってください。それだけをお願いに来ました。</w:t>
       </w:r>
     </w:p>
     <w:p>
@@ -1297,7 +1297,7 @@
           <w:color w:val="555555"/>
           <w:sz w:val="22"/>
         </w:rPr>
-        <w:t>(池澤は、長く黙る。ストーブの灯油の匂い。奥の榊の背中が、動かない。)</w:t>
+        <w:t>(池澤は長く黙る。ストーブの灯油の匂い。奥の榊の背中が、動かない。)</w:t>
       </w:r>
     </w:p>
     <w:p>
@@ -1320,7 +1320,7 @@
           <w:i w:val="0"/>
           <w:sz w:val="22"/>
         </w:rPr>
-        <w:t>……遼先生。おめえ、功先生より頑固だべ。</w:t>
+        <w:t>……遼先生。おめえ功先生より頑固だべ。</w:t>
       </w:r>
     </w:p>
     <w:p>
@@ -1343,7 +1343,7 @@
           <w:i w:val="0"/>
           <w:sz w:val="22"/>
         </w:rPr>
-        <w:t>父は、頑固でした。僕のは、たぶん違う種類です。</w:t>
+        <w:t>父は頑固でした。僕のはたぶん違う種類です。</w:t>
       </w:r>
     </w:p>
     <w:p>
@@ -1366,7 +1366,7 @@
           <w:i w:val="0"/>
           <w:sz w:val="22"/>
         </w:rPr>
-        <w:t>違う種類、か。(薄く笑う)後援会には、おらから言っとぐ。おめえは悪者になるぞ。</w:t>
+        <w:t>違う種類か。(薄く笑う)後援会には、おらから言っとぐ。おめえは悪者になるぞ。</w:t>
       </w:r>
     </w:p>
     <w:p>
@@ -1389,7 +1389,7 @@
           <w:i w:val="0"/>
           <w:sz w:val="22"/>
         </w:rPr>
-        <w:t>なります。(間)ただ、榊さんを悪者にするより、そのほうがいい。</w:t>
+        <w:t>なります。(間)ただ榊さんを悪者にするより、そのほうがいい。</w:t>
       </w:r>
     </w:p>
     <w:p>
@@ -1404,7 +1404,7 @@
           <w:color w:val="555555"/>
           <w:sz w:val="22"/>
         </w:rPr>
-        <w:t>(奥から、榊の声。)</w:t>
+        <w:t>(奥から榊の声。)</w:t>
       </w:r>
     </w:p>
     <w:p>
@@ -1587,7 +1587,7 @@
           <w:i w:val="0"/>
           <w:sz w:val="22"/>
         </w:rPr>
-        <w:t>最初に数字から確認させてください。第六冊の末尾、千四百四十頁の「預かり」の繰越残が、千百万円。第七冊の頭、千四百六十五頁の繰越が、二千三百万円。</w:t>
+        <w:t>最初に数字から確認させてください。第六冊の末尾、千四百四十頁の「預かり」の繰越残が千百万円。第七冊の頭、千四百六十五頁の繰越が、二千三百万円。</w:t>
       </w:r>
     </w:p>
     <w:p>
@@ -1610,7 +1610,7 @@
           <w:i w:val="0"/>
           <w:sz w:val="22"/>
         </w:rPr>
-        <w:t>差が、千二百万。</w:t>
+        <w:t>差が千二百万。</w:t>
       </w:r>
     </w:p>
     <w:p>
@@ -1712,7 +1712,7 @@
           <w:i w:val="0"/>
           <w:sz w:val="22"/>
         </w:rPr>
-        <w:t>半期ごとに一回。二〇〇八年の上期と下期、二〇〇九年の上期と下期。四回とも三百万円で、封筒の厚みは同じでございました。欄には、四回とも「預かり」と書きました。(間)宛名は「真壁政務官」。お届けになった方の顔は、私は見ておりません。先生が玄関で、直接お受け取りになりました。</w:t>
+        <w:t>半期ごとに一回。二〇〇八年の上期と下期、二〇〇九年の上期と下期。四回とも三百万円で、封筒の厚みは同じでございました。欄には四回とも「預かり」と書きました。(間)宛名は「真壁政務官」。お届けになった方の顔は、私は見ておりません。先生が玄関で、直接お受け取りになりました。</w:t>
       </w:r>
     </w:p>
     <w:p>
@@ -1880,7 +1880,7 @@
           <w:color w:val="555555"/>
           <w:sz w:val="22"/>
         </w:rPr>
-        <w:t>(三浦が、湯呑みを一つ榊の前に置こうとして、やめて、そっと引く。榊は気づかないふりをする。)</w:t>
+        <w:t>(三浦が、湯呑みを一つ榊の前に置こうとして、やめてそっと引く。榊は気づかないふりをする。)</w:t>
       </w:r>
     </w:p>
     <w:p>
@@ -1949,7 +1949,7 @@
           <w:i w:val="0"/>
           <w:sz w:val="22"/>
         </w:rPr>
-        <w:t>それが関係するかどうかは、私には判断がつきません。ただ、見たことは本当でございます。</w:t>
+        <w:t>それが関係するかどうかは、私には判断がつきません。ただ見たことは本当でございます。</w:t>
       </w:r>
     </w:p>
     <w:p>
@@ -1964,7 +1964,7 @@
           <w:color w:val="555555"/>
           <w:sz w:val="22"/>
         </w:rPr>
-        <w:t>(灯は、表の「判明」と「不明」の間に細い線を引く。「不明」の欄に、三行。「預かりの相手」「Iの正体」「九月三十日の書斎」。)</w:t>
+        <w:t>(灯は、表の「判明」と「不明」の間に細い線を引く。「不明」の欄に三行。「預かりの相手」「Iの正体」「九月三十日の書斎」。)</w:t>
       </w:r>
     </w:p>
     <w:p>
@@ -2193,7 +2193,7 @@
           <w:i w:val="0"/>
           <w:sz w:val="22"/>
         </w:rPr>
-        <w:t>「預かった。返す日まで、書かない」。</w:t>
+        <w:t>「預かった。返す日まで書かない」。</w:t>
       </w:r>
     </w:p>
     <w:p>
@@ -2238,7 +2238,7 @@
           <w:color w:val="555555"/>
           <w:sz w:val="22"/>
         </w:rPr>
-        <w:t>(2023年12月15日(金)、午後九時。第一議員会館七一五号室。臨時国会は先週閉じた。廊下に人の気配はない。机の上に、白い封筒「辞職願」が、四日前と同じ位置にある。遼が一人で座っている。扉が叩かれ、榊が入ってくる。)</w:t>
+        <w:t>(2023年12月15日(金)、午後九時。第一議員会館七一五号室。臨時国会は先週閉じた。廊下に人の気配はない。机の上に白い封筒「辞職願」が、四日前と同じ位置にある。遼が一人で座っている。扉が叩かれ、榊が入ってくる。)</w:t>
       </w:r>
     </w:p>
     <w:p>
@@ -2330,7 +2330,7 @@
           <w:i w:val="0"/>
           <w:sz w:val="22"/>
         </w:rPr>
-        <w:t>理由を言います。三つあります。一つ目。あなたの辞職は、責任の取り方として、一番楽な形だからです。辞めれば、残った人間は、あなたのせいにして前へ進める。それを何度も見てきました。二つ目。あなたが一人で負えば、父が書かなかったこと、書けなかったことが、全部あなたの沈黙の中に入ってしまう。三つ目。(間)僕が嫌だからです。</w:t>
+        <w:t>理由を言います。三つあります。一つ目。あなたの辞職は、責任の取り方として、一番楽な形だからです。辞めれば残った人間は、あなたのせいにして前へ進める。それを何度も見てきました。二つ目。あなたが一人で負えば、父が書かなかったこと、書けなかったことが、全部あなたの沈黙の中に入ってしまう。三つ目。(間)僕が嫌だからです。</w:t>
       </w:r>
     </w:p>
     <w:p>
@@ -2376,7 +2376,7 @@
           <w:i w:val="0"/>
           <w:sz w:val="22"/>
         </w:rPr>
-        <w:t>嫌です。母にも話しました。「聞かないことが私の仕事だった」と言っていた人が、「聞かずに出すのは、違うでしょう」と。(小さく息を吐く)箱の錠は、まだ開けません。でも十二冊は、出します。</w:t>
+        <w:t>嫌です。母にも話しました。「聞かないことが私の仕事だった」と言っていた人が、「聞かずに出すのは、違うでしょう」と。(小さく息を吐く)箱の錠はまだ開けません。でも十二冊は、出します。</w:t>
       </w:r>
     </w:p>
     <w:p>
@@ -2516,7 +2516,7 @@
           <w:i w:val="0"/>
           <w:sz w:val="22"/>
         </w:rPr>
-        <w:t>順番が違います。(椅子から身を乗り出す)隣に人が立つのは、その人に徳があるからではない、と僕は読んでいます。立つ人が、立ちたいから、立つ。僕は、あなたの隣に立ちたい。それだけです。</w:t>
+        <w:t>順番が違います。(椅子から身を乗り出す)隣に人が立つのは、その人に徳があるからではない、と僕は読んでいます。立つ人が立ちたいから、立つ。僕は、あなたの隣に立ちたい。それだけです。</w:t>
       </w:r>
     </w:p>
     <w:p>
@@ -2539,7 +2539,7 @@
           <w:i w:val="0"/>
           <w:sz w:val="22"/>
         </w:rPr>
-        <w:t>立ちたい、から。</w:t>
+        <w:t>立ちたいから。</w:t>
       </w:r>
     </w:p>
     <w:p>
@@ -2608,7 +2608,7 @@
           <w:i w:val="0"/>
           <w:sz w:val="22"/>
         </w:rPr>
-        <w:t>僕の団体は、去年の五月から受け取っていません。入るとしたら、「確認を怠った」という種類の責任です。それなら、負います。</w:t>
+        <w:t>僕の団体は、去年の五月から受け取っていません。入るとしたら、「確認を怠った」という種類の責任です。それなら負います。</w:t>
       </w:r>
     </w:p>
     <w:p>
@@ -2692,7 +2692,7 @@
           <w:i w:val="0"/>
           <w:sz w:val="22"/>
         </w:rPr>
-        <w:t>腹を括りました、というと、大げさでございます。ただ、遼さんの言うとおりにいたします。一人では、負いません。私の署名したものは、私が負います。先生のご指示は、先生のご指示として申し上げます。それを亡き方に押しつける、とは違うと、そう思えるようになりました。</w:t>
+        <w:t>腹を括りました、というと、大げさでございます。ただ、遼さんの言うとおりにいたします。一人では負いません。私の署名したものは、私が負います。先生のご指示は、先生のご指示として申し上げます。それを亡き方に押しつける、とは違うと、そう思えるようになりました。</w:t>
       </w:r>
     </w:p>
     <w:p>
@@ -2738,7 +2738,7 @@
           <w:i w:val="0"/>
           <w:sz w:val="22"/>
         </w:rPr>
-        <w:t>はい。(一礼)十八日は、遼さんが午前、私が午後と、検察が割り振ったそうでございます。(扉の前で立ち止まる)湯気を、見て参ります。給湯室の。</w:t>
+        <w:t>はい。(一礼)十八日は遼さんが午前、私が午後と、検察が割り振ったそうでございます。(扉の前で立ち止まる)湯気を見て参ります。給湯室の。</w:t>
       </w:r>
     </w:p>
     <w:p>
@@ -2829,7 +2829,7 @@
           <w:i w:val="0"/>
           <w:sz w:val="22"/>
         </w:rPr>
-        <w:t>三点あります。一つ目、任意提出です。(紙袋を机に置く)昨年九月十四日に、会派の事務局の者から私の部屋へ届けられた、未開封の封筒です。厚みは約一センチ。受領せず、返却せず、保管、と手帳に書いて、議員会館の金庫に入れてありました。中身は、私は見ていません。</w:t>
+        <w:t>三点あります。一つ目、任意提出です。(紙袋を机に置く)昨年九月十四日に、会派の事務局の者から私の部屋へ届けられた、未開封の封筒です。厚みは約一センチ。受領せず返却せず保管、と手帳に書いて、議員会館の金庫に入れてありました。中身は私は見ていません。</w:t>
       </w:r>
     </w:p>
     <w:p>
@@ -2885,7 +2885,7 @@
           <w:i w:val="0"/>
           <w:sz w:val="22"/>
         </w:rPr>
-        <w:t>二つ目。(段ボールを開く)亡父・真壁功の資金管理団体の帳簿の写し、十二冊。三十年分です。会計責任者が作りました。それと、独立した監査チームの最終報告書。三つ目は、私の供述です。</w:t>
+        <w:t>二つ目。(段ボールを開く)亡父・真壁功の資金管理団体の帳簿の写し、十二冊。三十年分です。会計責任者が作りました。それと、独立した監査チームの最終報告書。三つ目は私の供述です。</w:t>
       </w:r>
     </w:p>
     <w:p>
@@ -2931,7 +2931,7 @@
           <w:i w:val="0"/>
           <w:sz w:val="22"/>
         </w:rPr>
-        <w:t>原本が存在するなら、所在は、私には分かりません。二十四頁が、写しの時点で欠けています。</w:t>
+        <w:t>原本が存在するなら、所在は私には分かりません。二十四頁が、写しの時点で欠けています。</w:t>
       </w:r>
     </w:p>
     <w:p>
@@ -2992,7 +2992,7 @@
           <w:color w:val="555555"/>
           <w:sz w:val="22"/>
         </w:rPr>
-        <w:t>(日下部が、わずかに眉を動かす。キーボードの音が、一度鳴って、止まる。)</w:t>
+        <w:t>(日下部が、わずかに眉を動かす。キーボードの音が、一度鳴って止まる。)</w:t>
       </w:r>
     </w:p>
     <w:p>
@@ -3122,7 +3122,7 @@
           <w:i w:val="0"/>
           <w:sz w:val="22"/>
         </w:rPr>
-        <w:t>一任、ではありません。僕は、確認を怠っていました。任せていたのではなく、見ていなかった。違いがあります。</w:t>
+        <w:t>一任ではありません。僕は、確認を怠っていました。任せていたのではなく、見ていなかった。違いがあります。</w:t>
       </w:r>
     </w:p>
     <w:p>
@@ -3262,7 +3262,7 @@
           <w:i w:val="0"/>
           <w:sz w:val="22"/>
         </w:rPr>
-        <w:t>一つ、申し上げます。検察は、望みを聞く場所ではありません。あなたが何を望んでいても、会計責任者の署名の事実は変わらない。そして亡くなった代表者は、被疑者として立件できない。</w:t>
+        <w:t>一つ申し上げます。検察は、望みを聞く場所ではありません。あなたが何を望んでいても、会計責任者の署名の事実は変わらない。そして亡くなった代表者は、被疑者として立件できない。</w:t>
       </w:r>
     </w:p>
     <w:p>
@@ -3308,7 +3308,7 @@
           <w:i w:val="0"/>
           <w:sz w:val="22"/>
         </w:rPr>
-        <w:t>終わらせるかどうかは、検察の判断です。(紙を整える)ただし、写しにある還元の相手方、つまり派閥の事務局の側の帳簿は、こちらにはまだありません。</w:t>
+        <w:t>終わらせるかどうかは、検察の判断です。(紙を整える)ただし写しにある還元の相手方、つまり派閥の事務局の側の帳簿は、こちらにはまだありません。</w:t>
       </w:r>
     </w:p>
     <w:p>
@@ -3392,7 +3392,7 @@
           <w:color w:val="555555"/>
           <w:sz w:val="22"/>
         </w:rPr>
-        <w:t>(遼は、直された調書に目を通し、「確認を怠っていた」の一行を、指でなぞる。署名欄に万年筆の先を置く。父の万年筆。一画、一画、時間をかけて名前を書く。押印。日下部が受け取って、朱の滲みを、ほんの少し、眺める。)</w:t>
+        <w:t>(遼は、直された調書に目を通し、「確認を怠っていた」の一行を指でなぞる。署名欄に万年筆の先を置く。父の万年筆。一画、一画、時間をかけて名前を書く。押印。日下部が受け取って、朱の滲みを、ほんの少し眺める。)</w:t>
       </w:r>
     </w:p>
     <w:p>
@@ -3422,7 +3422,7 @@
           <w:color w:val="555555"/>
           <w:sz w:val="22"/>
         </w:rPr>
-        <w:t>(同日午後一時半。八階の廊下。灰色の壁に長椅子が二つ。遼と灯が並んで座る。灯が膝の上に、コンビニのおにぎりを二つ置いている。遼は手を付けない。向かいの小部屋の扉が閉まる。榊と堀内が、日下部の部屋へ入っていく。堀内は六十代、細身で、書類鞄を右手に提げ、口数は少ない。)</w:t>
+        <w:t>(同日午後一時半。八階の廊下。灰色の壁に長椅子が二つ。遼と灯が並んで座る。灯が膝の上に、コンビニのおにぎりを二つ置いている。遼は手を付けない。向かいの小部屋の扉が閉まる。榊と堀内が、日下部の部屋へ入っていく。堀内は六十代、細身で書類鞄を右手に提げ、口数は少ない。)</w:t>
       </w:r>
     </w:p>
     <w:p>
@@ -3437,7 +3437,7 @@
           <w:color w:val="555555"/>
           <w:sz w:val="22"/>
         </w:rPr>
-        <w:t>(その頃、小部屋の中。窓際の机に日下部、向かいに榊と堀内。事務官が、同じ若い男。堀内の手元に、榊が自筆で書いた五枚の陳述書。)</w:t>
+        <w:t>(その頃、小部屋の中。窓際の机に日下部、向かいに榊と堀内。事務官が同じ若い男。堀内の手元に、榊が自筆で書いた五枚の陳述書。)</w:t>
       </w:r>
     </w:p>
     <w:p>
@@ -3460,7 +3460,7 @@
           <w:i w:val="0"/>
           <w:sz w:val="22"/>
         </w:rPr>
-        <w:t>趣旨の変更を、最初に申し上げます。当初、榊さんは「会計責任者として一人で責任を負う」という申出でした。本日は、その部分を取り下げます。</w:t>
+        <w:t>趣旨の変更を、最初に申し上げます。当初、榊さんは「会計責任者として一人で責任を負う」という申出でした。本日はその部分を取り下げます。</w:t>
       </w:r>
     </w:p>
     <w:p>
@@ -3506,7 +3506,7 @@
           <w:i w:val="0"/>
           <w:sz w:val="22"/>
         </w:rPr>
-        <w:t>事実と合わないからでございます。(姿勢を崩さずに)署名したのは私、出したのも私でございます。それは変わりません。ただ、何を書き、何を載せないかは、先生のご指示でございました。三十年、私は指示を形にする役でございました。</w:t>
+        <w:t>事実と合わないからでございます。(姿勢を崩さずに)署名したのは私、出したのも私でございます。それは変わりません。ただ何を書き何を載せないかは、先生のご指示でございました。三十年、私は指示を形にする役でございました。</w:t>
       </w:r>
     </w:p>
     <w:p>
@@ -3529,7 +3529,7 @@
           <w:i w:val="0"/>
           <w:sz w:val="22"/>
         </w:rPr>
-        <w:t>指示は、具体的には。</w:t>
+        <w:t>指示は具体的には。</w:t>
       </w:r>
     </w:p>
     <w:p>
@@ -3659,7 +3659,7 @@
           <w:i w:val="0"/>
           <w:sz w:val="22"/>
         </w:rPr>
-        <w:t>外したのは私でございます。二〇二一年十二月十四日に、原本を先生にお返ししました。判明していることは三点。四回、各三百万円、合計千二百万円の預かり。「I」の記載が、十八件ほど。先生が二〇〇九年十二月の欄の下に、「預かった。返す日まで、書かない」と書かれたこと。判明しないことも三点。預かりの相手、「I」の正体、二〇〇八年九月三十日の夜に先生が何をお書きになったか。</w:t>
+        <w:t>外したのは私でございます。二〇二一年十二月十四日に、原本を先生にお返ししました。判明していることは三点。四回、各三百万円、合計千二百万円の預かり。「I」の記載が十八件ほど。先生が二〇〇九年十二月の欄の下に、「預かった。返す日まで書かない」と書かれたこと。判明しないことも三点。預かりの相手、「I」の正体、二〇〇八年九月三十日の夜に先生が何をお書きになったか。</w:t>
       </w:r>
     </w:p>
     <w:p>
@@ -3705,7 +3705,7 @@
           <w:i w:val="0"/>
           <w:sz w:val="22"/>
         </w:rPr>
-        <w:t>ございません。記憶で埋めたものは、帳簿ではなく、私の物語でございます。調書には、存じませんと、そのまま。</w:t>
+        <w:t>ございません。記憶で埋めたものは、帳簿ではなく、私の物語でございます。調書には存じませんと、そのまま。</w:t>
       </w:r>
     </w:p>
     <w:p>
@@ -4076,7 +4076,7 @@
           <w:i w:val="0"/>
           <w:sz w:val="22"/>
         </w:rPr>
-        <w:t>断る。(薄く笑う)父上は、一度も断らなかった。</w:t>
+        <w:t>断る。(薄く笑う)父上は一度も断らなかった。</w:t>
       </w:r>
     </w:p>
     <w:p>
@@ -4099,7 +4099,7 @@
           <w:i w:val="0"/>
           <w:sz w:val="22"/>
         </w:rPr>
-        <w:t>父は、断れなかった、と書いていました。余白に。「返せなかった」と。</w:t>
+        <w:t>父は断れなかった、と書いていました。余白に。「返せなかった」と。</w:t>
       </w:r>
     </w:p>
     <w:p>
@@ -4183,7 +4183,7 @@
           <w:i w:val="0"/>
           <w:sz w:val="22"/>
         </w:rPr>
-        <w:t>還元は、会派の誰もが。</w:t>
+        <w:t>還元は会派の誰もが。</w:t>
       </w:r>
     </w:p>
     <w:p>
@@ -4206,7 +4206,7 @@
           <w:i w:val="0"/>
           <w:sz w:val="22"/>
         </w:rPr>
-        <w:t>存じています。だから、僕の口から先に申し上げます。公開は、検察はしません。裁判の証拠になれば、公になることはあり得ます。それは僕の決めることではない。</w:t>
+        <w:t>存じています。だから、僕の口から先に申し上げます。公開は検察はしません。裁判の証拠になれば、公になることはあり得ます。それは僕の決めることではない。</w:t>
       </w:r>
     </w:p>
     <w:p>
@@ -4252,7 +4252,7 @@
           <w:i w:val="0"/>
           <w:sz w:val="22"/>
         </w:rPr>
-        <w:t>言われるでしょう。(間)売るつもりはありません。ただ、家が傾いているのを知っていて、屋根に上がらないのは、もう嫌なんです。</w:t>
+        <w:t>言われるでしょう。(間)売るつもりはありません。ただ家が傾いているのを知っていて、屋根に上がらないのは、もう嫌なんです。</w:t>
       </w:r>
     </w:p>
     <w:p>
@@ -4267,7 +4267,7 @@
           <w:color w:val="555555"/>
           <w:sz w:val="22"/>
         </w:rPr>
-        <w:t>(大関は、榊のほうを向く。)</w:t>
+        <w:t>(大関は榊のほうを向く。)</w:t>
       </w:r>
     </w:p>
     <w:p>
@@ -4313,7 +4313,7 @@
           <w:i w:val="0"/>
           <w:sz w:val="22"/>
         </w:rPr>
-        <w:t>事務総長。(立ち上がり、一礼)恐れ入ります。私は、もう一人では負いません。私の署名したものは私が負いますが、他の方の分まで負うことはできません。先生の後ろに立つのは変わりません。ただ、後ろに立つとは、前に押し出すことではないと、最近、教わりました。</w:t>
+        <w:t>事務総長。(立ち上がり一礼)恐れ入ります。私は、もう一人では負いません。私の署名したものは私が負いますが、他の方の分まで負うことはできません。先生の後ろに立つのは変わりません。ただ後ろに立つとは、前に押し出すことではないと、最近、教わりました。</w:t>
       </w:r>
     </w:p>
     <w:p>
@@ -4328,7 +4328,7 @@
           <w:color w:val="555555"/>
           <w:sz w:val="22"/>
         </w:rPr>
-        <w:t>(大関は、無言で立つ。扉の手前で、振り返らずに。)</w:t>
+        <w:t>(大関は無言で立つ。扉の手前で、振り返らずに。)</w:t>
       </w:r>
     </w:p>
     <w:p>
@@ -4366,7 +4366,7 @@
           <w:color w:val="555555"/>
           <w:sz w:val="22"/>
         </w:rPr>
-        <w:t>(扉が閉まる。遼は、息を吐く。榊は、書類に目を戻す。机の上のポットの湯気が、細く一本、のぼる。)</w:t>
+        <w:t>(扉が閉まる。遼は、息を吐く。榊は、書類に目を戻す。机の上のポットの湯気が、細く一本のぼる。)</w:t>
       </w:r>
     </w:p>
     <w:p>
@@ -4396,7 +4396,7 @@
           <w:color w:val="555555"/>
           <w:sz w:val="22"/>
         </w:rPr>
-        <w:t>(2023年12月25日(月)、午後八時。汐見の桐生法律事務所。窓の外は、凪いだ湾と、遠い灯台の点滅。灯は帰り、三浦が鉄瓶の火を落としかけている。遼が桐生の机に向かって、年内の手帳の整理をしている。玄関の呼び鈴が鳴る。榊が、風呂敷包みを両手で抱えて立っている。)</w:t>
+        <w:t>(2023年12月25日(月)、午後八時。汐見の桐生法律事務所。窓の外は凪いだ湾と、遠い灯台の点滅。灯は帰り、三浦が鉄瓶の火を落としかけている。遼が桐生の机に向かって、年内の手帳の整理をしている。玄関の呼び鈴が鳴る。榊が、風呂敷包みを両手で抱えて立っている。)</w:t>
       </w:r>
     </w:p>
     <w:p>
@@ -4549,7 +4549,7 @@
           <w:i w:val="0"/>
           <w:sz w:val="22"/>
         </w:rPr>
-        <w:t>はい。(間)辞職願は、先日、自分で破りました。「預かる」と言ってくださらなかった遼さんの、おかげでございます。</w:t>
+        <w:t>はい。(間)辞職願は先日、自分で破りました。「預かる」と言ってくださらなかった遼さんの、おかげでございます。</w:t>
       </w:r>
     </w:p>
     <w:p>
@@ -4641,7 +4641,7 @@
           <w:i w:val="0"/>
           <w:sz w:val="22"/>
         </w:rPr>
-        <w:t>茶は、まだ結構でございます。飲む日が来たら、自分で申します。(湯呑みを、棚の端に置く。白く、小さく、少し傾いている)今は、置くだけで。</w:t>
+        <w:t>茶はまだ結構でございます。飲む日が来たら、自分で申します。(湯呑みを棚の端に置く。白く、小さく少し傾いている)今は、置くだけで。</w:t>
       </w:r>
     </w:p>
     <w:p>
@@ -4656,7 +4656,7 @@
           <w:color w:val="555555"/>
           <w:sz w:val="22"/>
         </w:rPr>
-        <w:t>(遼は、立ち上がらない。鉄瓶の蓋が鳴る。三浦が、棚の湯呑みに順に、ほうじ茶を注ぐ。青い湯呑み、白い湯呑み、桐生の湯呑み。榊の湯呑みは、空のまま。煙が一本、のぼる。)</w:t>
+        <w:t>(遼は、立ち上がらない。鉄瓶の蓋が鳴る。三浦が棚の湯呑みに順に、ほうじ茶を注ぐ。青い湯呑み、白い湯呑み、桐生の湯呑み。榊の湯呑みは、空のまま。煙が一本のぼる。)</w:t>
       </w:r>
     </w:p>
     <w:p>
@@ -4717,7 +4717,7 @@
           <w:color w:val="555555"/>
           <w:sz w:val="22"/>
         </w:rPr>
-        <w:t>(榊は、深く一礼して、扉へ向かう。出がけに、振り向く。)</w:t>
+        <w:t>(榊は、深く一礼して、扉へ向かう。出がけに振り向く。)</w:t>
       </w:r>
     </w:p>
     <w:p>
@@ -4763,7 +4763,7 @@
           <w:i w:val="0"/>
           <w:sz w:val="22"/>
         </w:rPr>
-        <w:t>同じ日に、また。</w:t>
+        <w:t>同じ日にまた。</w:t>
       </w:r>
     </w:p>
     <w:p>
